--- a/website/public/en/resumes/creative-tech.docx
+++ b/website/public/en/resumes/creative-tech.docx
@@ -82,7 +82,7 @@
           <w:i w:val="false"/>
           <w:iCs w:val="false"/>
         </w:rPr>
-        <w:t xml:space="preserve">Software Engineer with an Electronics Engineering background, passionate about building technology that connects software with interactive experiences. Experienced in developing web applications, cloud services, and tools for creative workflows, with interests spanning TouchDesigner, interactive installations, telemetry systems, and AI-assisted development.</w:t>
+        <w:t xml:space="preserve">Software Engineer with an Electronics Engineering background, passionate about connecting software with interactive experiences. Experienced in web applications, cloud services, and tools for creative workflows, spanning TouchDesigner, interactive installations, telemetry systems, and AI-assisted development.</w:t>
       </w:r>
     </w:p>
     <w:p>
@@ -125,20 +125,33 @@
         <w:spacing w:after="40"/>
       </w:pPr>
       <w:r>
-        <w:t xml:space="preserve">Built Progressive Web Applications (PWAs) with a focus on mobile-first experiences, local-first principles, and maintainable software architecture.</w:t>
-      </w:r>
-    </w:p>
-    <w:p>
-      <w:pPr>
-        <w:pStyle w:val="ListParagraph"/>
-        <w:numPr>
-          <w:ilvl w:val="0"/>
-          <w:numId w:val="1"/>
-        </w:numPr>
-        <w:spacing w:after="40"/>
-      </w:pPr>
-      <w:r>
-        <w:t xml:space="preserve">Built interactive software experiences integrating TouchDesigner licensing, telemetry collection, and cloud-based license management.</w:t>
+        <w:t xml:space="preserve">Designed, built, and deployed production-ready web applications from concept to deployment.</w:t>
+      </w:r>
+    </w:p>
+    <w:p>
+      <w:pPr>
+        <w:pStyle w:val="ListParagraph"/>
+        <w:numPr>
+          <w:ilvl w:val="0"/>
+          <w:numId w:val="1"/>
+        </w:numPr>
+        <w:spacing w:after="40"/>
+      </w:pPr>
+      <w:r>
+        <w:t xml:space="preserve">Developed cloud-native applications using React, TypeScript, Progressive Web App technologies, and Cloudflare's edge platform.</w:t>
+      </w:r>
+    </w:p>
+    <w:p>
+      <w:pPr>
+        <w:pStyle w:val="ListParagraph"/>
+        <w:numPr>
+          <w:ilvl w:val="0"/>
+          <w:numId w:val="1"/>
+        </w:numPr>
+        <w:spacing w:after="40"/>
+      </w:pPr>
+      <w:r>
+        <w:t xml:space="preserve">Built cloud-connected tooling for interactive experiences, including licensing and telemetry systems for TouchDesigner deployments.</w:t>
       </w:r>
     </w:p>
     <w:p>
@@ -159,7 +172,7 @@
           <w:i/>
           <w:iCs/>
         </w:rPr>
-        <w:t xml:space="preserve">Oct 2022 – May 2023 · Medellín, Colombia · Internship</w:t>
+        <w:t xml:space="preserve">Oct 2022 – May 2023 · Remote · Internship</w:t>
       </w:r>
     </w:p>
     <w:p>
@@ -252,7 +265,7 @@
           <w:i w:val="false"/>
           <w:iCs w:val="false"/>
         </w:rPr>
-        <w:t xml:space="preserve">Technologies: React, TypeScript, Progressive Web App, Cloudflare Workers, Blockchain</w:t>
+        <w:t xml:space="preserve">Technologies: React, TypeScript, Cloudflare Workers</w:t>
       </w:r>
     </w:p>
     <w:p>
@@ -310,19 +323,19 @@
         <w:spacing w:after="40"/>
       </w:pPr>
       <w:r>
-        <w:t xml:space="preserve">Implemented heartbeat telemetry for remote monitoring of deployed interactive experiences.</w:t>
-      </w:r>
-    </w:p>
-    <w:p>
-      <w:pPr>
-        <w:spacing w:after="80"/>
-      </w:pPr>
-      <w:r>
-        <w:rPr>
-          <w:i w:val="false"/>
-          <w:iCs w:val="false"/>
-        </w:rPr>
-        <w:t xml:space="preserve">Technologies: React, TypeScript, Cloudflare Workers, Cloudflare KV, REST API</w:t>
+        <w:t xml:space="preserve">Built a cloud-based licensing system with heartbeat telemetry for monitoring TouchDesigner deployments.</w:t>
+      </w:r>
+    </w:p>
+    <w:p>
+      <w:pPr>
+        <w:spacing w:after="80"/>
+      </w:pPr>
+      <w:r>
+        <w:rPr>
+          <w:i w:val="false"/>
+          <w:iCs w:val="false"/>
+        </w:rPr>
+        <w:t xml:space="preserve">Technologies: React, TypeScript, Cloudflare Workers</w:t>
       </w:r>
     </w:p>
     <w:p>
@@ -379,7 +392,7 @@
           <w:i w:val="false"/>
           <w:iCs w:val="false"/>
         </w:rPr>
-        <w:t xml:space="preserve">Technologies: React, TypeScript, Cloudflare Workers, Cloudflare KV, Generative AI, x402</w:t>
+        <w:t xml:space="preserve">Technologies: React, TypeScript, Cloudflare Workers</w:t>
       </w:r>
     </w:p>
     <w:p>
@@ -470,45 +483,6 @@
           <w:iCs/>
         </w:rPr>
         <w:t xml:space="preserve">Aug 2014 – Jun 2023 · Medellín, Colombia</w:t>
-      </w:r>
-    </w:p>
-    <w:p>
-      <w:pPr>
-        <w:pStyle w:val="ListParagraph"/>
-        <w:numPr>
-          <w:ilvl w:val="0"/>
-          <w:numId w:val="1"/>
-        </w:numPr>
-        <w:spacing w:after="40"/>
-      </w:pPr>
-      <w:r>
-        <w:t xml:space="preserve">Developed a strong foundation in software engineering, embedded systems, electronics, mathematics, and computer architecture.</w:t>
-      </w:r>
-    </w:p>
-    <w:p>
-      <w:pPr>
-        <w:pStyle w:val="ListParagraph"/>
-        <w:numPr>
-          <w:ilvl w:val="0"/>
-          <w:numId w:val="1"/>
-        </w:numPr>
-        <w:spacing w:after="40"/>
-      </w:pPr>
-      <w:r>
-        <w:t xml:space="preserve">Completed an engineering internship focused on modern web development, TypeScript migration, and reusable component libraries.</w:t>
-      </w:r>
-    </w:p>
-    <w:p>
-      <w:pPr>
-        <w:pStyle w:val="ListParagraph"/>
-        <w:numPr>
-          <w:ilvl w:val="0"/>
-          <w:numId w:val="1"/>
-        </w:numPr>
-        <w:spacing w:after="40"/>
-      </w:pPr>
-      <w:r>
-        <w:t xml:space="preserve">Transitioned academic interests toward software engineering through independent product development and modern web technologies.</w:t>
       </w:r>
     </w:p>
     <w:p>
